--- a/downloads/commission-clawback-policy-template.docx
+++ b/downloads/commission-clawback-policy-template.docx
@@ -1490,7 +1490,7 @@
           <w:sz w:val="21"/>
           <w:shd w:val="clear" w:color="auto" w:fill="E6E0FB"/>
         </w:rPr>
-        <w:t>[Choose: No offset is made against the fixed salary. / An offset is also made against the fixed salary, but at most DKK ... per month, and only after written notice to the Employee no later than 14 days before payday.]</w:t>
+        <w:t>[Choose: No offset is made against the fixed salary. / An offset is also made against the fixed salary, but at most DKK ... per month, never against holiday pay, holiday supplement or holiday allowance, and only after written notice to the Employee no later than 14 days before payday.]</w:t>
       </w:r>
     </w:p>
     <w:p>
@@ -1524,7 +1524,7 @@
           <w:color w:val="4A4775"/>
           <w:sz w:val="19"/>
         </w:rPr>
-        <w:t>Offsetting against later commission is the safest option. An employer cannot simply deduct an amount from salary. Denmark has no single statute on salary set-off; the rules come from case law. As a starting point, the claim must be clear, documented and due, and directly connected to the employment, and the employee must be left with a certain subsistence minimum. Do not wait too long: delay can cost you the right to set off. If the rep has received an advance on commission, the advance can only be covered by pay and commission owed to the rep (section 9(2) of the Danish Salaried Employees Act, funktionærloven). If you choose to offset against fixed salary, set a maximum amount and a notice period, and have the rule reviewed.</w:t>
+        <w:t>Offsetting against later commission is the safest option. An employer cannot simply deduct an amount from salary. Denmark has no single statute on salary set-off; the rules come from case law. As a starting point, the claim must be clear, documented and due, and directly connected to the employment, and the employee must be left with a certain subsistence minimum. Do not wait too long: delay can cost you the right to set off. If the rep has received an advance on commission, the advance can only be covered by pay and commission owed to the rep (section 9(2) of the Danish Salaried Employees Act, funktionærloven). If you choose to offset against fixed salary, set a maximum amount and a notice period, and have the rule reviewed. No offset may be made against holiday pay (løn under ferie), the holiday supplement (ferietillæg) or holiday allowance (feriegodtgørelse) unless the claim stems from a wrongful act that the employee has admitted or that has been established by a court (section 29 of the Danish Holiday Act, ferieloven). A customer cancelling or not paying is not in itself a wrongful act by the rep.</w:t>
       </w:r>
     </w:p>
     <w:p>
@@ -1721,7 +1721,7 @@
           <w:sz w:val="21"/>
           <w:shd w:val="clear" w:color="auto" w:fill="E6E0FB"/>
         </w:rPr>
-        <w:t>[Choose: is offset against the final commission / is offset against the final commission and salary to the extent the law allows / lapses]</w:t>
+        <w:t>[Choose: is offset against the final commission / is offset against the final commission and salary to the extent the law allows, but not against holiday pay, holiday supplement or holiday allowance unless the claim stems from a wrongful act that the Employee has admitted or that has been established by a court (section 29 of the Danish Holiday Act) / lapses]</w:t>
       </w:r>
       <w:r>
         <w:rPr>
@@ -1786,7 +1786,7 @@
           <w:color w:val="4A4775"/>
           <w:sz w:val="19"/>
         </w:rPr>
-        <w:t>The same limits on set-off apply to the final salary. Describe in advance what happens to a negative balance, so the final statement does not turn into a negotiation.</w:t>
+        <w:t>The same limits on set-off apply to the final salary. Under section 29 of the Danish Holiday Act (ferieloven), no offset may be made against holiday pay (løn under ferie), the holiday supplement (ferietillæg) or holiday allowance (feriegodtgørelse) unless the claim stems from a wrongful act in the employment that the employee has admitted or that has been established by a court. A clawback because a customer cancelled or did not pay does not normally meet that condition, so keep holiday amounts out of the offset in the final settlement. Describe in advance what happens to a negative balance, so the final statement does not turn into a negotiation.</w:t>
       </w:r>
     </w:p>
     <w:p>
@@ -2493,6 +2493,36 @@
           <w:color w:val="110663"/>
           <w:sz w:val="21"/>
         </w:rPr>
+        <w:t>Danish Holiday Act (ferieloven), LBK no. 152 of 20/02/2024, section 29 (set-off against holiday pay, holiday supplement and holiday allowance): retsinformation.dk/eli/lta/2024/152</w:t>
+      </w:r>
+    </w:p>
+    <w:p>
+      <w:pPr>
+        <w:tabs>
+          <w:tab w:pos="567" w:val="left"/>
+        </w:tabs>
+        <w:spacing w:before="0" w:after="80" w:line="276" w:lineRule="auto"/>
+        <w:ind w:left="567" w:hanging="283"/>
+      </w:pPr>
+      <w:r>
+        <w:rPr>
+          <w:rFonts w:ascii="Arial" w:hAnsi="Arial" w:cs="Arial" w:eastAsia="Arial"/>
+          <w:b w:val="0"/>
+          <w:i w:val="0"/>
+          <w:color w:val="4C39CA"/>
+          <w:sz w:val="21"/>
+        </w:rPr>
+        <w:t>•</w:t>
+        <w:tab/>
+      </w:r>
+      <w:r>
+        <w:rPr>
+          <w:rFonts w:ascii="Arial" w:hAnsi="Arial" w:cs="Arial" w:eastAsia="Arial"/>
+          <w:b w:val="0"/>
+          <w:i w:val="0"/>
+          <w:color w:val="110663"/>
+          <w:sz w:val="21"/>
+        </w:rPr>
         <w:t>Danish Employment Contracts Act (ansættelsesbevisloven), act no. 501 of 16/05/2023, sections 3 and 5: retsinformation.dk/eli/lta/2023/501</w:t>
       </w:r>
     </w:p>
